--- a/README.docx
+++ b/README.docx
@@ -60,7 +60,6 @@
         <w:spacing w:before="60" w:after="60"/>
         <w:ind w:left="360"/>
       </w:pPr>
-      <w:proofErr w:type="spellStart"/>
       <w:r>
         <w:rPr>
           <w:rFonts w:ascii="Courier New" w:eastAsia="Courier New" w:hAnsi="Courier New" w:cs="Courier New"/>
@@ -68,9 +67,240 @@
           <w:sz w:val="20"/>
           <w:szCs w:val="20"/>
         </w:rPr>
-        <w:t>pip</w:t>
-      </w:r>
-      <w:proofErr w:type="spellEnd"/>
+        <w:t>pip install pyrogram google-auth google-auth-oauthlib google-api-python-client</w:t>
+      </w:r>
+    </w:p>
+    <w:p>
+      <w:pPr>
+        <w:spacing w:after="80"/>
+      </w:pPr>
+    </w:p>
+    <w:p>
+      <w:pPr>
+        <w:pStyle w:val="1"/>
+      </w:pPr>
+      <w:r>
+        <w:t>2. Создай проект в Google Cloud Console</w:t>
+      </w:r>
+    </w:p>
+    <w:p>
+      <w:pPr>
+        <w:spacing w:after="120"/>
+      </w:pPr>
+      <w:r>
+        <w:t>Нужно сделать один раз — получишь файл credentials.json для доступа к контактам.</w:t>
+      </w:r>
+    </w:p>
+    <w:p>
+      <w:pPr>
+        <w:spacing w:after="80"/>
+      </w:pPr>
+    </w:p>
+    <w:p>
+      <w:pPr>
+        <w:pStyle w:val="a4"/>
+        <w:numPr>
+          <w:ilvl w:val="0"/>
+          <w:numId w:val="2"/>
+        </w:numPr>
+        <w:spacing w:after="100"/>
+      </w:pPr>
+      <w:r>
+        <w:t>Зайди на console.cloud.google.com</w:t>
+      </w:r>
+    </w:p>
+    <w:p>
+      <w:pPr>
+        <w:pStyle w:val="a4"/>
+        <w:numPr>
+          <w:ilvl w:val="0"/>
+          <w:numId w:val="2"/>
+        </w:numPr>
+        <w:spacing w:after="100"/>
+      </w:pPr>
+      <w:r>
+        <w:t>Вверху нажми на выпадающий список проектов → «Создать проект» → введи любое название → «Создать»</w:t>
+      </w:r>
+    </w:p>
+    <w:p>
+      <w:pPr>
+        <w:pStyle w:val="a4"/>
+        <w:numPr>
+          <w:ilvl w:val="0"/>
+          <w:numId w:val="2"/>
+        </w:numPr>
+        <w:spacing w:after="100"/>
+      </w:pPr>
+      <w:r>
+        <w:t>Левое меню → API и сервисы → Библиотека → найди People API → «Включить»</w:t>
+      </w:r>
+    </w:p>
+    <w:p>
+      <w:pPr>
+        <w:pStyle w:val="a4"/>
+        <w:numPr>
+          <w:ilvl w:val="0"/>
+          <w:numId w:val="2"/>
+        </w:numPr>
+        <w:spacing w:after="100"/>
+      </w:pPr>
+      <w:r>
+        <w:t>Левое меню → API и сервисы → Учётные данные → «Создать учётные данные» → «Идентификатор клиента OAuth»</w:t>
+      </w:r>
+    </w:p>
+    <w:p>
+      <w:pPr>
+        <w:pStyle w:val="a4"/>
+        <w:numPr>
+          <w:ilvl w:val="0"/>
+          <w:numId w:val="2"/>
+        </w:numPr>
+        <w:spacing w:after="100"/>
+      </w:pPr>
+      <w:r>
+        <w:t>Если просит настроить экран согласия — выбери «Внешний», заполни только название приложения и свой email, сохрани. Потом вернись к шагу 4.</w:t>
+      </w:r>
+    </w:p>
+    <w:p>
+      <w:pPr>
+        <w:pStyle w:val="a4"/>
+        <w:numPr>
+          <w:ilvl w:val="0"/>
+          <w:numId w:val="2"/>
+        </w:numPr>
+        <w:spacing w:after="100"/>
+      </w:pPr>
+      <w:r>
+        <w:t>Тип приложения: «</w:t>
+      </w:r>
+      <w:r>
+        <w:rPr>
+          <w:lang w:val="en-US"/>
+        </w:rPr>
+        <w:t>Deckstop</w:t>
+      </w:r>
+      <w:r>
+        <w:rPr>
+          <w:lang w:val="ru-RU"/>
+        </w:rPr>
+        <w:t xml:space="preserve"> </w:t>
+      </w:r>
+      <w:r>
+        <w:rPr>
+          <w:lang w:val="en-US"/>
+        </w:rPr>
+        <w:t>app</w:t>
+      </w:r>
+      <w:r>
+        <w:rPr>
+          <w:lang w:val="ru-RU"/>
+        </w:rPr>
+        <w:t xml:space="preserve"> (</w:t>
+      </w:r>
+      <w:r>
+        <w:t>Приложение для ПК</w:t>
+      </w:r>
+      <w:r>
+        <w:t>)</w:t>
+      </w:r>
+      <w:r>
+        <w:t>» → «Создать»</w:t>
+      </w:r>
+    </w:p>
+    <w:p>
+      <w:pPr>
+        <w:pStyle w:val="a4"/>
+        <w:numPr>
+          <w:ilvl w:val="0"/>
+          <w:numId w:val="2"/>
+        </w:numPr>
+        <w:spacing w:after="100"/>
+      </w:pPr>
+      <w:r>
+        <w:t>Нажми «Скачать JSON» → переименуй скачанный файл в credentials.json → положи в папку с проектом</w:t>
+      </w:r>
+    </w:p>
+    <w:p>
+      <w:pPr>
+        <w:spacing w:after="80"/>
+      </w:pPr>
+    </w:p>
+    <w:p>
+      <w:pPr>
+        <w:spacing w:after="80"/>
+      </w:pPr>
+    </w:p>
+    <w:p>
+      <w:pPr>
+        <w:pStyle w:val="1"/>
+      </w:pPr>
+      <w:r>
+        <w:t>3. Получи Telegram API</w:t>
+      </w:r>
+    </w:p>
+    <w:p>
+      <w:pPr>
+        <w:pStyle w:val="a4"/>
+        <w:numPr>
+          <w:ilvl w:val="0"/>
+          <w:numId w:val="3"/>
+        </w:numPr>
+        <w:spacing w:after="100"/>
+      </w:pPr>
+      <w:r>
+        <w:t>Зайди на my.telegram.org → войди в аккаунт</w:t>
+      </w:r>
+    </w:p>
+    <w:p>
+      <w:pPr>
+        <w:pStyle w:val="a4"/>
+        <w:numPr>
+          <w:ilvl w:val="0"/>
+          <w:numId w:val="3"/>
+        </w:numPr>
+        <w:spacing w:after="100"/>
+      </w:pPr>
+      <w:r>
+        <w:t>Раздел «API development tools» → создай приложение</w:t>
+      </w:r>
+    </w:p>
+    <w:p>
+      <w:pPr>
+        <w:pStyle w:val="a4"/>
+        <w:numPr>
+          <w:ilvl w:val="0"/>
+          <w:numId w:val="3"/>
+        </w:numPr>
+        <w:spacing w:after="100"/>
+      </w:pPr>
+      <w:r>
+        <w:t>Скопируй api_id и api_hash</w:t>
+      </w:r>
+    </w:p>
+    <w:p>
+      <w:pPr>
+        <w:pStyle w:val="a4"/>
+        <w:numPr>
+          <w:ilvl w:val="0"/>
+          <w:numId w:val="3"/>
+        </w:numPr>
+        <w:spacing w:after="100"/>
+      </w:pPr>
+      <w:r>
+        <w:t>Открой birthday.py и вставь свои значения:</w:t>
+      </w:r>
+    </w:p>
+    <w:p>
+      <w:pPr>
+        <w:spacing w:after="80"/>
+      </w:pPr>
+    </w:p>
+    <w:p>
+      <w:pPr>
+        <w:shd w:val="clear" w:color="auto" w:fill="F2F2F2"/>
+        <w:spacing w:before="60" w:after="60"/>
+        <w:ind w:left="360"/>
+      </w:pPr>
       <w:r>
         <w:rPr>
           <w:rFonts w:ascii="Courier New" w:eastAsia="Courier New" w:hAnsi="Courier New" w:cs="Courier New"/>
@@ -78,9 +308,15 @@
           <w:sz w:val="20"/>
           <w:szCs w:val="20"/>
         </w:rPr>
-        <w:t xml:space="preserve"> </w:t>
-      </w:r>
-      <w:proofErr w:type="spellStart"/>
+        <w:t>api_id = 12345678</w:t>
+      </w:r>
+    </w:p>
+    <w:p>
+      <w:pPr>
+        <w:shd w:val="clear" w:color="auto" w:fill="F2F2F2"/>
+        <w:spacing w:before="60" w:after="60"/>
+        <w:ind w:left="360"/>
+      </w:pPr>
       <w:r>
         <w:rPr>
           <w:rFonts w:ascii="Courier New" w:eastAsia="Courier New" w:hAnsi="Courier New" w:cs="Courier New"/>
@@ -88,9 +324,68 @@
           <w:sz w:val="20"/>
           <w:szCs w:val="20"/>
         </w:rPr>
-        <w:t>install</w:t>
-      </w:r>
-      <w:proofErr w:type="spellEnd"/>
+        <w:t>api_hash = "твоя_строка"</w:t>
+      </w:r>
+    </w:p>
+    <w:p>
+      <w:pPr>
+        <w:spacing w:after="80"/>
+      </w:pPr>
+    </w:p>
+    <w:p>
+      <w:pPr>
+        <w:spacing w:after="120"/>
+      </w:pPr>
+      <w:r>
+        <w:lastRenderedPageBreak/>
+        <w:t>То же самое сделай в get_id.py.</w:t>
+      </w:r>
+    </w:p>
+    <w:p>
+      <w:pPr>
+        <w:spacing w:after="80"/>
+      </w:pPr>
+    </w:p>
+    <w:p>
+      <w:pPr>
+        <w:pStyle w:val="1"/>
+      </w:pPr>
+      <w:r>
+        <w:t>4. Узнай ID своего Telegram-канала</w:t>
+      </w:r>
+    </w:p>
+    <w:p>
+      <w:pPr>
+        <w:pStyle w:val="a4"/>
+        <w:numPr>
+          <w:ilvl w:val="0"/>
+          <w:numId w:val="4"/>
+        </w:numPr>
+        <w:spacing w:after="100"/>
+      </w:pPr>
+      <w:r>
+        <w:t>Создай канал в Telegram, добавь себя как администратора</w:t>
+      </w:r>
+    </w:p>
+    <w:p>
+      <w:pPr>
+        <w:pStyle w:val="a4"/>
+        <w:numPr>
+          <w:ilvl w:val="0"/>
+          <w:numId w:val="4"/>
+        </w:numPr>
+        <w:spacing w:after="100"/>
+      </w:pPr>
+      <w:r>
+        <w:t>Запусти скрипт:</w:t>
+      </w:r>
+    </w:p>
+    <w:p>
+      <w:pPr>
+        <w:shd w:val="clear" w:color="auto" w:fill="F2F2F2"/>
+        <w:spacing w:before="60" w:after="60"/>
+        <w:ind w:left="360"/>
+      </w:pPr>
       <w:r>
         <w:rPr>
           <w:rFonts w:ascii="Courier New" w:eastAsia="Courier New" w:hAnsi="Courier New" w:cs="Courier New"/>
@@ -98,561 +393,7 @@
           <w:sz w:val="20"/>
           <w:szCs w:val="20"/>
         </w:rPr>
-        <w:t xml:space="preserve"> </w:t>
-      </w:r>
-      <w:proofErr w:type="spellStart"/>
-      <w:r>
-        <w:rPr>
-          <w:rFonts w:ascii="Courier New" w:eastAsia="Courier New" w:hAnsi="Courier New" w:cs="Courier New"/>
-          <w:color w:val="1F497D"/>
-          <w:sz w:val="20"/>
-          <w:szCs w:val="20"/>
-        </w:rPr>
-        <w:t>pyrogram</w:t>
-      </w:r>
-      <w:proofErr w:type="spellEnd"/>
-      <w:r>
-        <w:rPr>
-          <w:rFonts w:ascii="Courier New" w:eastAsia="Courier New" w:hAnsi="Courier New" w:cs="Courier New"/>
-          <w:color w:val="1F497D"/>
-          <w:sz w:val="20"/>
-          <w:szCs w:val="20"/>
-        </w:rPr>
-        <w:t xml:space="preserve"> </w:t>
-      </w:r>
-      <w:proofErr w:type="spellStart"/>
-      <w:r>
-        <w:rPr>
-          <w:rFonts w:ascii="Courier New" w:eastAsia="Courier New" w:hAnsi="Courier New" w:cs="Courier New"/>
-          <w:color w:val="1F497D"/>
-          <w:sz w:val="20"/>
-          <w:szCs w:val="20"/>
-        </w:rPr>
-        <w:t>google-auth</w:t>
-      </w:r>
-      <w:proofErr w:type="spellEnd"/>
-      <w:r>
-        <w:rPr>
-          <w:rFonts w:ascii="Courier New" w:eastAsia="Courier New" w:hAnsi="Courier New" w:cs="Courier New"/>
-          <w:color w:val="1F497D"/>
-          <w:sz w:val="20"/>
-          <w:szCs w:val="20"/>
-        </w:rPr>
-        <w:t xml:space="preserve"> </w:t>
-      </w:r>
-      <w:proofErr w:type="spellStart"/>
-      <w:r>
-        <w:rPr>
-          <w:rFonts w:ascii="Courier New" w:eastAsia="Courier New" w:hAnsi="Courier New" w:cs="Courier New"/>
-          <w:color w:val="1F497D"/>
-          <w:sz w:val="20"/>
-          <w:szCs w:val="20"/>
-        </w:rPr>
-        <w:t>google-auth-oauthlib</w:t>
-      </w:r>
-      <w:proofErr w:type="spellEnd"/>
-      <w:r>
-        <w:rPr>
-          <w:rFonts w:ascii="Courier New" w:eastAsia="Courier New" w:hAnsi="Courier New" w:cs="Courier New"/>
-          <w:color w:val="1F497D"/>
-          <w:sz w:val="20"/>
-          <w:szCs w:val="20"/>
-        </w:rPr>
-        <w:t xml:space="preserve"> </w:t>
-      </w:r>
-      <w:proofErr w:type="spellStart"/>
-      <w:r>
-        <w:rPr>
-          <w:rFonts w:ascii="Courier New" w:eastAsia="Courier New" w:hAnsi="Courier New" w:cs="Courier New"/>
-          <w:color w:val="1F497D"/>
-          <w:sz w:val="20"/>
-          <w:szCs w:val="20"/>
-        </w:rPr>
-        <w:t>google-api-python-client</w:t>
-      </w:r>
-      <w:proofErr w:type="spellEnd"/>
-    </w:p>
-    <w:p>
-      <w:pPr>
-        <w:spacing w:after="80"/>
-      </w:pPr>
-    </w:p>
-    <w:p>
-      <w:pPr>
-        <w:pStyle w:val="1"/>
-      </w:pPr>
-      <w:r>
-        <w:t xml:space="preserve">2. Создай проект в Google </w:t>
-      </w:r>
-      <w:proofErr w:type="spellStart"/>
-      <w:r>
-        <w:t>Cloud</w:t>
-      </w:r>
-      <w:proofErr w:type="spellEnd"/>
-      <w:r>
-        <w:t xml:space="preserve"> </w:t>
-      </w:r>
-      <w:proofErr w:type="spellStart"/>
-      <w:r>
-        <w:t>Console</w:t>
-      </w:r>
-      <w:proofErr w:type="spellEnd"/>
-    </w:p>
-    <w:p>
-      <w:pPr>
-        <w:spacing w:after="120"/>
-      </w:pPr>
-      <w:r>
-        <w:t xml:space="preserve">Нужно сделать один раз — получишь файл </w:t>
-      </w:r>
-      <w:proofErr w:type="spellStart"/>
-      <w:r>
-        <w:t>credentials.json</w:t>
-      </w:r>
-      <w:proofErr w:type="spellEnd"/>
-      <w:r>
-        <w:t xml:space="preserve"> для доступа к контактам.</w:t>
-      </w:r>
-    </w:p>
-    <w:p>
-      <w:pPr>
-        <w:spacing w:after="80"/>
-      </w:pPr>
-    </w:p>
-    <w:p>
-      <w:pPr>
-        <w:pStyle w:val="a4"/>
-        <w:numPr>
-          <w:ilvl w:val="0"/>
-          <w:numId w:val="2"/>
-        </w:numPr>
-        <w:spacing w:after="100"/>
-      </w:pPr>
-      <w:r>
-        <w:t>Зайди на console.cloud.google.com</w:t>
-      </w:r>
-    </w:p>
-    <w:p>
-      <w:pPr>
-        <w:pStyle w:val="a4"/>
-        <w:numPr>
-          <w:ilvl w:val="0"/>
-          <w:numId w:val="2"/>
-        </w:numPr>
-        <w:spacing w:after="100"/>
-      </w:pPr>
-      <w:r>
-        <w:t>Вверху нажми на выпадающий список проектов → «Создать проект» → введи любое название → «Создать»</w:t>
-      </w:r>
-    </w:p>
-    <w:p>
-      <w:pPr>
-        <w:pStyle w:val="a4"/>
-        <w:numPr>
-          <w:ilvl w:val="0"/>
-          <w:numId w:val="2"/>
-        </w:numPr>
-        <w:spacing w:after="100"/>
-      </w:pPr>
-      <w:r>
-        <w:t>Левое меню → API и сервисы → Библиотека → найди People API → «Включить»</w:t>
-      </w:r>
-    </w:p>
-    <w:p>
-      <w:pPr>
-        <w:pStyle w:val="a4"/>
-        <w:numPr>
-          <w:ilvl w:val="0"/>
-          <w:numId w:val="2"/>
-        </w:numPr>
-        <w:spacing w:after="100"/>
-      </w:pPr>
-      <w:r>
-        <w:t xml:space="preserve">Левое меню → API и сервисы → Учётные данные → «Создать учётные данные» → «Идентификатор клиента </w:t>
-      </w:r>
-      <w:proofErr w:type="spellStart"/>
-      <w:r>
-        <w:t>OAuth</w:t>
-      </w:r>
-      <w:proofErr w:type="spellEnd"/>
-      <w:r>
-        <w:t>»</w:t>
-      </w:r>
-    </w:p>
-    <w:p>
-      <w:pPr>
-        <w:pStyle w:val="a4"/>
-        <w:numPr>
-          <w:ilvl w:val="0"/>
-          <w:numId w:val="2"/>
-        </w:numPr>
-        <w:spacing w:after="100"/>
-      </w:pPr>
-      <w:r>
-        <w:t xml:space="preserve">Если просит настроить экран согласия — выбери «Внешний», заполни только название приложения и свой </w:t>
-      </w:r>
-      <w:proofErr w:type="spellStart"/>
-      <w:r>
-        <w:t>email</w:t>
-      </w:r>
-      <w:proofErr w:type="spellEnd"/>
-      <w:r>
-        <w:t>, сохрани. Потом вернись к шагу 4.</w:t>
-      </w:r>
-    </w:p>
-    <w:p>
-      <w:pPr>
-        <w:pStyle w:val="a4"/>
-        <w:numPr>
-          <w:ilvl w:val="0"/>
-          <w:numId w:val="2"/>
-        </w:numPr>
-        <w:spacing w:after="100"/>
-      </w:pPr>
-      <w:r>
-        <w:t>Тип приложения: «Приложение для ПК» → «Создать»</w:t>
-      </w:r>
-    </w:p>
-    <w:p>
-      <w:pPr>
-        <w:pStyle w:val="a4"/>
-        <w:numPr>
-          <w:ilvl w:val="0"/>
-          <w:numId w:val="2"/>
-        </w:numPr>
-        <w:spacing w:after="100"/>
-      </w:pPr>
-      <w:r>
-        <w:t xml:space="preserve">Нажми «Скачать JSON» → переименуй скачанный файл в </w:t>
-      </w:r>
-      <w:proofErr w:type="spellStart"/>
-      <w:r>
-        <w:t>credentials.json</w:t>
-      </w:r>
-      <w:proofErr w:type="spellEnd"/>
-      <w:r>
-        <w:t xml:space="preserve"> → положи в папку с проектом</w:t>
-      </w:r>
-    </w:p>
-    <w:p>
-      <w:pPr>
-        <w:spacing w:after="80"/>
-      </w:pPr>
-    </w:p>
-    <w:p>
-      <w:pPr>
-        <w:pBdr>
-          <w:left w:val="single" w:sz="12" w:space="10" w:color="FFC000"/>
-        </w:pBdr>
-        <w:spacing w:before="100" w:after="100"/>
-        <w:ind w:left="300"/>
-      </w:pPr>
-      <w:r>
-        <w:rPr>
-          <w:i/>
-          <w:iCs/>
-          <w:color w:val="595959"/>
-          <w:sz w:val="22"/>
-          <w:szCs w:val="22"/>
-        </w:rPr>
-        <w:t xml:space="preserve">⚠️  </w:t>
-      </w:r>
-      <w:proofErr w:type="spellStart"/>
-      <w:r>
-        <w:rPr>
-          <w:i/>
-          <w:iCs/>
-          <w:color w:val="595959"/>
-          <w:sz w:val="22"/>
-          <w:szCs w:val="22"/>
-        </w:rPr>
-        <w:t>credentials.json</w:t>
-      </w:r>
-      <w:proofErr w:type="spellEnd"/>
-      <w:r>
-        <w:rPr>
-          <w:i/>
-          <w:iCs/>
-          <w:color w:val="595959"/>
-          <w:sz w:val="22"/>
-          <w:szCs w:val="22"/>
-        </w:rPr>
-        <w:t xml:space="preserve"> никому не передавай и не выкладывай на </w:t>
-      </w:r>
-      <w:proofErr w:type="spellStart"/>
-      <w:r>
-        <w:rPr>
-          <w:i/>
-          <w:iCs/>
-          <w:color w:val="595959"/>
-          <w:sz w:val="22"/>
-          <w:szCs w:val="22"/>
-        </w:rPr>
-        <w:t>GitHub</w:t>
-      </w:r>
-      <w:proofErr w:type="spellEnd"/>
-      <w:r>
-        <w:rPr>
-          <w:i/>
-          <w:iCs/>
-          <w:color w:val="595959"/>
-          <w:sz w:val="22"/>
-          <w:szCs w:val="22"/>
-        </w:rPr>
-        <w:t xml:space="preserve"> — это твой личный ключ доступа</w:t>
-      </w:r>
-    </w:p>
-    <w:p>
-      <w:pPr>
-        <w:spacing w:after="80"/>
-      </w:pPr>
-    </w:p>
-    <w:p>
-      <w:pPr>
-        <w:pStyle w:val="1"/>
-      </w:pPr>
-      <w:r>
-        <w:t>3. Получи Telegram API</w:t>
-      </w:r>
-    </w:p>
-    <w:p>
-      <w:pPr>
-        <w:pStyle w:val="a4"/>
-        <w:numPr>
-          <w:ilvl w:val="0"/>
-          <w:numId w:val="3"/>
-        </w:numPr>
-        <w:spacing w:after="100"/>
-      </w:pPr>
-      <w:r>
-        <w:t>Зайди на my.telegram.org → войди в аккаунт</w:t>
-      </w:r>
-    </w:p>
-    <w:p>
-      <w:pPr>
-        <w:pStyle w:val="a4"/>
-        <w:numPr>
-          <w:ilvl w:val="0"/>
-          <w:numId w:val="3"/>
-        </w:numPr>
-        <w:spacing w:after="100"/>
-      </w:pPr>
-      <w:r>
-        <w:t xml:space="preserve">Раздел «API </w:t>
-      </w:r>
-      <w:proofErr w:type="spellStart"/>
-      <w:r>
-        <w:t>development</w:t>
-      </w:r>
-      <w:proofErr w:type="spellEnd"/>
-      <w:r>
-        <w:t xml:space="preserve"> </w:t>
-      </w:r>
-      <w:proofErr w:type="spellStart"/>
-      <w:r>
-        <w:t>tools</w:t>
-      </w:r>
-      <w:proofErr w:type="spellEnd"/>
-      <w:r>
-        <w:t>» → создай приложение</w:t>
-      </w:r>
-    </w:p>
-    <w:p>
-      <w:pPr>
-        <w:pStyle w:val="a4"/>
-        <w:numPr>
-          <w:ilvl w:val="0"/>
-          <w:numId w:val="3"/>
-        </w:numPr>
-        <w:spacing w:after="100"/>
-      </w:pPr>
-      <w:r>
-        <w:t xml:space="preserve">Скопируй </w:t>
-      </w:r>
-      <w:proofErr w:type="spellStart"/>
-      <w:r>
-        <w:t>api_id</w:t>
-      </w:r>
-      <w:proofErr w:type="spellEnd"/>
-      <w:r>
-        <w:t xml:space="preserve"> и </w:t>
-      </w:r>
-      <w:proofErr w:type="spellStart"/>
-      <w:r>
-        <w:t>api_hash</w:t>
-      </w:r>
-      <w:proofErr w:type="spellEnd"/>
-    </w:p>
-    <w:p>
-      <w:pPr>
-        <w:pStyle w:val="a4"/>
-        <w:numPr>
-          <w:ilvl w:val="0"/>
-          <w:numId w:val="3"/>
-        </w:numPr>
-        <w:spacing w:after="100"/>
-      </w:pPr>
-      <w:r>
-        <w:t>Открой birthday.py и вставь свои значения:</w:t>
-      </w:r>
-    </w:p>
-    <w:p>
-      <w:pPr>
-        <w:spacing w:after="80"/>
-      </w:pPr>
-    </w:p>
-    <w:p>
-      <w:pPr>
-        <w:shd w:val="clear" w:color="auto" w:fill="F2F2F2"/>
-        <w:spacing w:before="60" w:after="60"/>
-        <w:ind w:left="360"/>
-      </w:pPr>
-      <w:proofErr w:type="spellStart"/>
-      <w:r>
-        <w:rPr>
-          <w:rFonts w:ascii="Courier New" w:eastAsia="Courier New" w:hAnsi="Courier New" w:cs="Courier New"/>
-          <w:color w:val="1F497D"/>
-          <w:sz w:val="20"/>
-          <w:szCs w:val="20"/>
-        </w:rPr>
-        <w:t>api_id</w:t>
-      </w:r>
-      <w:proofErr w:type="spellEnd"/>
-      <w:r>
-        <w:rPr>
-          <w:rFonts w:ascii="Courier New" w:eastAsia="Courier New" w:hAnsi="Courier New" w:cs="Courier New"/>
-          <w:color w:val="1F497D"/>
-          <w:sz w:val="20"/>
-          <w:szCs w:val="20"/>
-        </w:rPr>
-        <w:t xml:space="preserve"> = 12345678</w:t>
-      </w:r>
-    </w:p>
-    <w:p>
-      <w:pPr>
-        <w:shd w:val="clear" w:color="auto" w:fill="F2F2F2"/>
-        <w:spacing w:before="60" w:after="60"/>
-        <w:ind w:left="360"/>
-      </w:pPr>
-      <w:proofErr w:type="spellStart"/>
-      <w:r>
-        <w:rPr>
-          <w:rFonts w:ascii="Courier New" w:eastAsia="Courier New" w:hAnsi="Courier New" w:cs="Courier New"/>
-          <w:color w:val="1F497D"/>
-          <w:sz w:val="20"/>
-          <w:szCs w:val="20"/>
-        </w:rPr>
-        <w:lastRenderedPageBreak/>
-        <w:t>api_hash</w:t>
-      </w:r>
-      <w:proofErr w:type="spellEnd"/>
-      <w:r>
-        <w:rPr>
-          <w:rFonts w:ascii="Courier New" w:eastAsia="Courier New" w:hAnsi="Courier New" w:cs="Courier New"/>
-          <w:color w:val="1F497D"/>
-          <w:sz w:val="20"/>
-          <w:szCs w:val="20"/>
-        </w:rPr>
-        <w:t xml:space="preserve"> = "</w:t>
-      </w:r>
-      <w:proofErr w:type="spellStart"/>
-      <w:r>
-        <w:rPr>
-          <w:rFonts w:ascii="Courier New" w:eastAsia="Courier New" w:hAnsi="Courier New" w:cs="Courier New"/>
-          <w:color w:val="1F497D"/>
-          <w:sz w:val="20"/>
-          <w:szCs w:val="20"/>
-        </w:rPr>
-        <w:t>твоя_строка</w:t>
-      </w:r>
-      <w:proofErr w:type="spellEnd"/>
-      <w:r>
-        <w:rPr>
-          <w:rFonts w:ascii="Courier New" w:eastAsia="Courier New" w:hAnsi="Courier New" w:cs="Courier New"/>
-          <w:color w:val="1F497D"/>
-          <w:sz w:val="20"/>
-          <w:szCs w:val="20"/>
-        </w:rPr>
-        <w:t>"</w:t>
-      </w:r>
-    </w:p>
-    <w:p>
-      <w:pPr>
-        <w:spacing w:after="80"/>
-      </w:pPr>
-    </w:p>
-    <w:p>
-      <w:pPr>
-        <w:spacing w:after="120"/>
-      </w:pPr>
-      <w:r>
-        <w:t>То же самое сделай в get_id.py.</w:t>
-      </w:r>
-    </w:p>
-    <w:p>
-      <w:pPr>
-        <w:spacing w:after="80"/>
-      </w:pPr>
-    </w:p>
-    <w:p>
-      <w:pPr>
-        <w:pStyle w:val="1"/>
-      </w:pPr>
-      <w:r>
-        <w:t>4. Узнай ID своего Telegram-канала</w:t>
-      </w:r>
-    </w:p>
-    <w:p>
-      <w:pPr>
-        <w:pStyle w:val="a4"/>
-        <w:numPr>
-          <w:ilvl w:val="0"/>
-          <w:numId w:val="4"/>
-        </w:numPr>
-        <w:spacing w:after="100"/>
-      </w:pPr>
-      <w:r>
-        <w:t>Создай канал в Telegram, добавь себя как администратора</w:t>
-      </w:r>
-    </w:p>
-    <w:p>
-      <w:pPr>
-        <w:pStyle w:val="a4"/>
-        <w:numPr>
-          <w:ilvl w:val="0"/>
-          <w:numId w:val="4"/>
-        </w:numPr>
-        <w:spacing w:after="100"/>
-      </w:pPr>
-      <w:r>
-        <w:t>Запусти скрипт:</w:t>
-      </w:r>
-    </w:p>
-    <w:p>
-      <w:pPr>
-        <w:shd w:val="clear" w:color="auto" w:fill="F2F2F2"/>
-        <w:spacing w:before="60" w:after="60"/>
-        <w:ind w:left="360"/>
-      </w:pPr>
-      <w:proofErr w:type="spellStart"/>
-      <w:r>
-        <w:rPr>
-          <w:rFonts w:ascii="Courier New" w:eastAsia="Courier New" w:hAnsi="Courier New" w:cs="Courier New"/>
-          <w:color w:val="1F497D"/>
-          <w:sz w:val="20"/>
-          <w:szCs w:val="20"/>
-        </w:rPr>
-        <w:t>python</w:t>
-      </w:r>
-      <w:proofErr w:type="spellEnd"/>
-      <w:r>
-        <w:rPr>
-          <w:rFonts w:ascii="Courier New" w:eastAsia="Courier New" w:hAnsi="Courier New" w:cs="Courier New"/>
-          <w:color w:val="1F497D"/>
-          <w:sz w:val="20"/>
-          <w:szCs w:val="20"/>
-        </w:rPr>
-        <w:t xml:space="preserve"> get_id.py</w:t>
+        <w:t>python get_id.py</w:t>
       </w:r>
     </w:p>
     <w:p>
@@ -730,7 +471,6 @@
         <w:spacing w:before="60" w:after="60"/>
         <w:ind w:left="360"/>
       </w:pPr>
-      <w:proofErr w:type="spellStart"/>
       <w:r>
         <w:rPr>
           <w:rFonts w:ascii="Courier New" w:eastAsia="Courier New" w:hAnsi="Courier New" w:cs="Courier New"/>
@@ -738,9 +478,105 @@
           <w:sz w:val="20"/>
           <w:szCs w:val="20"/>
         </w:rPr>
-        <w:t>python</w:t>
-      </w:r>
-      <w:proofErr w:type="spellEnd"/>
+        <w:t>python birthday.py</w:t>
+      </w:r>
+    </w:p>
+    <w:p>
+      <w:pPr>
+        <w:spacing w:after="80"/>
+      </w:pPr>
+    </w:p>
+    <w:p>
+      <w:pPr>
+        <w:spacing w:after="120"/>
+      </w:pPr>
+      <w:r>
+        <w:t>При первом запуске будет два шага авторизации:</w:t>
+      </w:r>
+    </w:p>
+    <w:p>
+      <w:pPr>
+        <w:pStyle w:val="a4"/>
+        <w:numPr>
+          <w:ilvl w:val="0"/>
+          <w:numId w:val="6"/>
+        </w:numPr>
+        <w:spacing w:after="80"/>
+      </w:pPr>
+      <w:r>
+        <w:t>Pyrogram попросит номер телефона и код из Telegram → создастся файл my_account.session</w:t>
+      </w:r>
+    </w:p>
+    <w:p>
+      <w:pPr>
+        <w:pStyle w:val="a4"/>
+        <w:numPr>
+          <w:ilvl w:val="0"/>
+          <w:numId w:val="6"/>
+        </w:numPr>
+        <w:spacing w:after="80"/>
+      </w:pPr>
+      <w:r>
+        <w:t>Откроется браузер с запросом доступа к Google Контактам → создастся token.pickle</w:t>
+      </w:r>
+    </w:p>
+    <w:p>
+      <w:pPr>
+        <w:spacing w:after="80"/>
+      </w:pPr>
+    </w:p>
+    <w:p>
+      <w:pPr>
+        <w:spacing w:after="120"/>
+      </w:pPr>
+      <w:r>
+        <w:t>После этого при каждом запуске всё работает автоматически.</w:t>
+      </w:r>
+    </w:p>
+    <w:p>
+      <w:pPr>
+        <w:spacing w:after="80"/>
+      </w:pPr>
+    </w:p>
+    <w:p>
+      <w:pPr>
+        <w:shd w:val="clear" w:color="auto" w:fill="F2F2F2"/>
+        <w:spacing w:before="60" w:after="60"/>
+      </w:pPr>
+    </w:p>
+    <w:p>
+      <w:pPr>
+        <w:spacing w:after="80"/>
+      </w:pPr>
+    </w:p>
+    <w:p>
+      <w:pPr>
+        <w:pStyle w:val="1"/>
+      </w:pPr>
+      <w:r>
+        <w:rPr>
+          <w:lang w:val="ru-RU"/>
+        </w:rPr>
+        <w:t>6</w:t>
+      </w:r>
+      <w:r>
+        <w:t>. Обновление списка</w:t>
+      </w:r>
+    </w:p>
+    <w:p>
+      <w:pPr>
+        <w:spacing w:after="120"/>
+      </w:pPr>
+      <w:r>
+        <w:t>Если добавил новые контакты в Google — просто запусти скрипт заново:</w:t>
+      </w:r>
+    </w:p>
+    <w:p>
+      <w:pPr>
+        <w:shd w:val="clear" w:color="auto" w:fill="F2F2F2"/>
+        <w:spacing w:before="60" w:after="60"/>
+        <w:ind w:left="360"/>
+      </w:pPr>
       <w:r>
         <w:rPr>
           <w:rFonts w:ascii="Courier New" w:eastAsia="Courier New" w:hAnsi="Courier New" w:cs="Courier New"/>
@@ -748,221 +584,7 @@
           <w:sz w:val="20"/>
           <w:szCs w:val="20"/>
         </w:rPr>
-        <w:t xml:space="preserve"> birthday.py</w:t>
-      </w:r>
-    </w:p>
-    <w:p>
-      <w:pPr>
-        <w:spacing w:after="80"/>
-      </w:pPr>
-    </w:p>
-    <w:p>
-      <w:pPr>
-        <w:spacing w:after="120"/>
-      </w:pPr>
-      <w:r>
-        <w:t>При первом запуске будет два шага авторизации:</w:t>
-      </w:r>
-    </w:p>
-    <w:p>
-      <w:pPr>
-        <w:pStyle w:val="a4"/>
-        <w:numPr>
-          <w:ilvl w:val="0"/>
-          <w:numId w:val="6"/>
-        </w:numPr>
-        <w:spacing w:after="80"/>
-      </w:pPr>
-      <w:proofErr w:type="spellStart"/>
-      <w:r>
-        <w:t>Pyrogram</w:t>
-      </w:r>
-      <w:proofErr w:type="spellEnd"/>
-      <w:r>
-        <w:t xml:space="preserve"> попросит номер телефона и код из Telegram → создастся файл </w:t>
-      </w:r>
-      <w:proofErr w:type="spellStart"/>
-      <w:r>
-        <w:t>my_account.session</w:t>
-      </w:r>
-      <w:proofErr w:type="spellEnd"/>
-    </w:p>
-    <w:p>
-      <w:pPr>
-        <w:pStyle w:val="a4"/>
-        <w:numPr>
-          <w:ilvl w:val="0"/>
-          <w:numId w:val="6"/>
-        </w:numPr>
-        <w:spacing w:after="80"/>
-      </w:pPr>
-      <w:r>
-        <w:t xml:space="preserve">Откроется браузер с запросом доступа к Google Контактам → создастся </w:t>
-      </w:r>
-      <w:proofErr w:type="spellStart"/>
-      <w:r>
-        <w:t>token.pickle</w:t>
-      </w:r>
-      <w:proofErr w:type="spellEnd"/>
-    </w:p>
-    <w:p>
-      <w:pPr>
-        <w:spacing w:after="80"/>
-      </w:pPr>
-    </w:p>
-    <w:p>
-      <w:pPr>
-        <w:spacing w:after="120"/>
-      </w:pPr>
-      <w:r>
-        <w:t>После этого при каждом запуске всё работает автоматически.</w:t>
-      </w:r>
-    </w:p>
-    <w:p>
-      <w:pPr>
-        <w:spacing w:after="80"/>
-      </w:pPr>
-    </w:p>
-    <w:p>
-      <w:pPr>
-        <w:spacing w:after="120"/>
-      </w:pPr>
-      <w:r>
-        <w:t>Что будет в терминале:</w:t>
-      </w:r>
-    </w:p>
-    <w:p>
-      <w:pPr>
-        <w:shd w:val="clear" w:color="auto" w:fill="F2F2F2"/>
-        <w:spacing w:before="60" w:after="60"/>
-        <w:ind w:left="360"/>
-      </w:pPr>
-      <w:r>
-        <w:rPr>
-          <w:rFonts w:ascii="Courier New" w:eastAsia="Courier New" w:hAnsi="Courier New" w:cs="Courier New"/>
-          <w:color w:val="1F497D"/>
-          <w:sz w:val="20"/>
-          <w:szCs w:val="20"/>
-        </w:rPr>
-        <w:t>🗑 Удалено старых сообщений: 14</w:t>
-      </w:r>
-    </w:p>
-    <w:p>
-      <w:pPr>
-        <w:shd w:val="clear" w:color="auto" w:fill="F2F2F2"/>
-        <w:spacing w:before="60" w:after="60"/>
-        <w:ind w:left="360"/>
-      </w:pPr>
-      <w:r>
-        <w:rPr>
-          <w:rFonts w:ascii="Courier New" w:eastAsia="Courier New" w:hAnsi="Courier New" w:cs="Courier New"/>
-          <w:color w:val="1F497D"/>
-          <w:sz w:val="20"/>
-          <w:szCs w:val="20"/>
-        </w:rPr>
-        <w:t>👥 Найдено контактов с ДР: 23</w:t>
-      </w:r>
-    </w:p>
-    <w:p>
-      <w:pPr>
-        <w:shd w:val="clear" w:color="auto" w:fill="F2F2F2"/>
-        <w:spacing w:before="60" w:after="60"/>
-        <w:ind w:left="360"/>
-      </w:pPr>
-      <w:r>
-        <w:rPr>
-          <w:rFonts w:ascii="Courier New" w:eastAsia="Courier New" w:hAnsi="Courier New" w:cs="Courier New"/>
-          <w:color w:val="1F497D"/>
-          <w:sz w:val="20"/>
-          <w:szCs w:val="20"/>
-        </w:rPr>
-        <w:t>📅 Сводка за января запланирована на 1-е число</w:t>
-      </w:r>
-    </w:p>
-    <w:p>
-      <w:pPr>
-        <w:shd w:val="clear" w:color="auto" w:fill="F2F2F2"/>
-        <w:spacing w:before="60" w:after="60"/>
-        <w:ind w:left="360"/>
-      </w:pPr>
-      <w:r>
-        <w:rPr>
-          <w:rFonts w:ascii="Courier New" w:eastAsia="Courier New" w:hAnsi="Courier New" w:cs="Courier New"/>
-          <w:color w:val="1F497D"/>
-          <w:sz w:val="20"/>
-          <w:szCs w:val="20"/>
-        </w:rPr>
-        <w:t xml:space="preserve">  ✅ Иван — 5/1</w:t>
-      </w:r>
-    </w:p>
-    <w:p>
-      <w:pPr>
-        <w:shd w:val="clear" w:color="auto" w:fill="F2F2F2"/>
-        <w:spacing w:before="60" w:after="60"/>
-        <w:ind w:left="360"/>
-      </w:pPr>
-      <w:r>
-        <w:rPr>
-          <w:rFonts w:ascii="Courier New" w:eastAsia="Courier New" w:hAnsi="Courier New" w:cs="Courier New"/>
-          <w:color w:val="1F497D"/>
-          <w:sz w:val="20"/>
-          <w:szCs w:val="20"/>
-        </w:rPr>
-        <w:t>🎯 Всего запланировано: 31 сообщений</w:t>
-      </w:r>
-    </w:p>
-    <w:p>
-      <w:pPr>
-        <w:spacing w:after="80"/>
-      </w:pPr>
-    </w:p>
-    <w:p>
-      <w:pPr>
-        <w:pStyle w:val="1"/>
-      </w:pPr>
-      <w:r>
-        <w:rPr>
-          <w:lang w:val="ru-RU"/>
-        </w:rPr>
-        <w:t>6</w:t>
-      </w:r>
-      <w:r>
-        <w:t>. Обновление списка</w:t>
-      </w:r>
-    </w:p>
-    <w:p>
-      <w:pPr>
-        <w:spacing w:after="120"/>
-      </w:pPr>
-      <w:r>
-        <w:t>Если добавил новые контакты в Google — просто запусти скрипт заново:</w:t>
-      </w:r>
-    </w:p>
-    <w:p>
-      <w:pPr>
-        <w:shd w:val="clear" w:color="auto" w:fill="F2F2F2"/>
-        <w:spacing w:before="60" w:after="60"/>
-        <w:ind w:left="360"/>
-      </w:pPr>
-      <w:proofErr w:type="spellStart"/>
-      <w:r>
-        <w:rPr>
-          <w:rFonts w:ascii="Courier New" w:eastAsia="Courier New" w:hAnsi="Courier New" w:cs="Courier New"/>
-          <w:color w:val="1F497D"/>
-          <w:sz w:val="20"/>
-          <w:szCs w:val="20"/>
-        </w:rPr>
-        <w:t>python</w:t>
-      </w:r>
-      <w:proofErr w:type="spellEnd"/>
-      <w:r>
-        <w:rPr>
-          <w:rFonts w:ascii="Courier New" w:eastAsia="Courier New" w:hAnsi="Courier New" w:cs="Courier New"/>
-          <w:color w:val="1F497D"/>
-          <w:sz w:val="20"/>
-          <w:szCs w:val="20"/>
-        </w:rPr>
-        <w:t xml:space="preserve"> birthday.py</w:t>
+        <w:t>python birthday.py</w:t>
       </w:r>
     </w:p>
     <w:p>
@@ -995,87 +617,33 @@
           <w:b/>
           <w:bCs/>
         </w:rPr>
-        <w:t>Ошибка «</w:t>
-      </w:r>
-      <w:proofErr w:type="spellStart"/>
+        <w:t>Ошибка «Peer id invalid» или «ID not found»</w:t>
+      </w:r>
+    </w:p>
+    <w:p>
+      <w:pPr>
+        <w:spacing w:after="120"/>
+      </w:pPr>
+      <w:r>
+        <w:t>Открой канал в обычном Telegram с того же аккаунта, потом запусти скрипт снова.</w:t>
+      </w:r>
+    </w:p>
+    <w:p>
+      <w:pPr>
+        <w:spacing w:after="80"/>
+      </w:pPr>
+    </w:p>
+    <w:p>
+      <w:pPr>
+        <w:spacing w:after="120"/>
+      </w:pPr>
       <w:r>
         <w:rPr>
           <w:b/>
           <w:bCs/>
         </w:rPr>
-        <w:t>Peer</w:t>
-      </w:r>
-      <w:proofErr w:type="spellEnd"/>
-      <w:r>
-        <w:rPr>
-          <w:b/>
-          <w:bCs/>
-        </w:rPr>
-        <w:t xml:space="preserve"> </w:t>
-      </w:r>
-      <w:proofErr w:type="spellStart"/>
-      <w:r>
-        <w:rPr>
-          <w:b/>
-          <w:bCs/>
-        </w:rPr>
-        <w:t>id</w:t>
-      </w:r>
-      <w:proofErr w:type="spellEnd"/>
-      <w:r>
-        <w:rPr>
-          <w:b/>
-          <w:bCs/>
-        </w:rPr>
-        <w:t xml:space="preserve"> </w:t>
-      </w:r>
-      <w:proofErr w:type="spellStart"/>
-      <w:r>
-        <w:rPr>
-          <w:b/>
-          <w:bCs/>
-        </w:rPr>
-        <w:t>invalid</w:t>
-      </w:r>
-      <w:proofErr w:type="spellEnd"/>
-      <w:r>
-        <w:rPr>
-          <w:b/>
-          <w:bCs/>
-        </w:rPr>
-        <w:t xml:space="preserve">» или «ID </w:t>
-      </w:r>
-      <w:proofErr w:type="spellStart"/>
-      <w:r>
-        <w:rPr>
-          <w:b/>
-          <w:bCs/>
-        </w:rPr>
-        <w:t>not</w:t>
-      </w:r>
-      <w:proofErr w:type="spellEnd"/>
-      <w:r>
-        <w:rPr>
-          <w:b/>
-          <w:bCs/>
-        </w:rPr>
-        <w:t xml:space="preserve"> </w:t>
-      </w:r>
-      <w:proofErr w:type="spellStart"/>
-      <w:r>
-        <w:rPr>
-          <w:b/>
-          <w:bCs/>
-        </w:rPr>
-        <w:t>found</w:t>
-      </w:r>
-      <w:proofErr w:type="spellEnd"/>
-      <w:r>
-        <w:rPr>
-          <w:b/>
-          <w:bCs/>
-        </w:rPr>
-        <w:t>»</w:t>
+        <w:lastRenderedPageBreak/>
+        <w:t>Бот не видит контакты</w:t>
       </w:r>
     </w:p>
     <w:p>
@@ -1083,40 +651,7 @@
         <w:spacing w:after="120"/>
       </w:pPr>
       <w:r>
-        <w:t>Открой канал в обычном Telegram с того же аккаунта, потом запусти скрипт снова.</w:t>
-      </w:r>
-    </w:p>
-    <w:p>
-      <w:pPr>
-        <w:spacing w:after="80"/>
-      </w:pPr>
-    </w:p>
-    <w:p>
-      <w:pPr>
-        <w:spacing w:after="120"/>
-      </w:pPr>
-      <w:r>
-        <w:rPr>
-          <w:b/>
-          <w:bCs/>
-        </w:rPr>
-        <w:t>Бот не видит контакты</w:t>
-      </w:r>
-    </w:p>
-    <w:p>
-      <w:pPr>
-        <w:spacing w:after="120"/>
-      </w:pPr>
-      <w:r>
-        <w:t xml:space="preserve">Убедись что у контактов указан день рождения на contacts.google.com. Если авторизация слетела — удали </w:t>
-      </w:r>
-      <w:proofErr w:type="spellStart"/>
-      <w:r>
-        <w:t>token.pickle</w:t>
-      </w:r>
-      <w:proofErr w:type="spellEnd"/>
-      <w:r>
-        <w:t xml:space="preserve"> и запусти заново.</w:t>
+        <w:t>Убедись что у контактов указан день рождения на contacts.google.com. Если авторизация слетела — удали token.pickle и запусти заново.</w:t>
       </w:r>
     </w:p>
     <w:p>

--- a/README.docx
+++ b/README.docx
@@ -173,12 +173,26 @@
       <w:r>
         <w:t>Тип приложения: «</w:t>
       </w:r>
+      <w:proofErr w:type="spellStart"/>
       <w:r>
         <w:rPr>
           <w:lang w:val="en-US"/>
         </w:rPr>
-        <w:t>Deckstop</w:t>
-      </w:r>
+        <w:t>De</w:t>
+      </w:r>
+      <w:r>
+        <w:rPr>
+          <w:lang w:val="en-US"/>
+        </w:rPr>
+        <w:t>s</w:t>
+      </w:r>
+      <w:r>
+        <w:rPr>
+          <w:lang w:val="en-US"/>
+        </w:rPr>
+        <w:t>kstop</w:t>
+      </w:r>
+      <w:proofErr w:type="spellEnd"/>
       <w:r>
         <w:rPr>
           <w:lang w:val="ru-RU"/>
